--- a/01_Projektdokumente/Sprint3_Ergaenzung_Hardware_Klaerung.docx
+++ b/01_Projektdokumente/Sprint3_Ergaenzung_Hardware_Klaerung.docx
@@ -809,7 +809,123 @@
         <w:spacing w:after="120" w:before="240"/>
       </w:pPr>
       <w:r>
-        <w:t xml:space="preserve">7. Offene Punkte / nächste Schritte</w:t>
+        <w:t xml:space="preserve">8. Meilenstein: Erster erfolgreicher Hardware-Bring-up-Test (Update 22.08.2026)</w:t>
+      </w:r>
+    </w:p>
+    <w:p>
+      <w:pPr>
+        <w:spacing w:after="120"/>
+      </w:pPr>
+      <w:r>
+        <w:t xml:space="preserve">Nach Behebung zweier weiterer Toolchain-Probleme (unten dokumentiert) wurde das offizielle Beispiel RotaryScreen_2_1.ino erstmals erfolgreich auf das physische CrowPanel-2.1"-Board kompiliert, hochgeladen und in Betrieb genommen.</w:t>
+      </w:r>
+    </w:p>
+    <w:p>
+      <w:pPr>
+        <w:spacing w:after="120"/>
+      </w:pPr>
+      <w:r>
+        <w:t xml:space="preserve">Zwischenzeitlich aufgetretener zusätzlicher Fehler: Beim ersten Kompilierversuch nach der huge_app.csv/boards.txt-Anpassung (Abschnitt "Speichergrenzen", siehe frühere Sprint-3-Einträge) brach der Build in der finalen elf2image-Stufe (esptool) ab mit:</w:t>
+      </w:r>
+    </w:p>
+    <w:p>
+      <w:pPr>
+        <w:spacing w:after="120"/>
+      </w:pPr>
+      <w:r>
+        <w:rPr>
+          <w:i/>
+          <w:iCs/>
+        </w:rPr>
+        <w:t xml:space="preserve">„FileNotFoundError: [Errno 2] No such file or directory: '...\2.0.17\tools\sdk\esp32s3\bin\bootloader_qio_80m.elf'“</w:t>
+      </w:r>
+    </w:p>
+    <w:p>
+      <w:pPr>
+        <w:spacing w:after="120"/>
+      </w:pPr>
+      <w:r>
+        <w:t xml:space="preserve">Ursache: unvollständige/beschädigte lokale Installation des ESP32-Arduino-Core-Pakets 2.0.17 (fehlende Bootloader-Binärdatei im SDK-Ordner) – kein Bedienfehler, sondern ein bekanntes Installationsproblem (z. B. durch unterbrochenen Download oder Antivirus-Eingriff). Behoben durch vollständige Neuinstallation des Boardpakets "esp32 by Espressif Systems" Version 2.0.17 über den Boards-Verwalter der Arduino IDE, anschließend erneutes Einpflegen der beiden zuvor angepassten Dateien (huge_app.csv mit 10MB-App-Partition, boards.txt mit upload.maximum_size=10485760).</w:t>
+      </w:r>
+    </w:p>
+    <w:p>
+      <w:pPr>
+        <w:spacing w:after="120"/>
+      </w:pPr>
+      <w:r>
+        <w:t xml:space="preserve">Kompilier-Ergebnis nach der Neuinstallation:</w:t>
+      </w:r>
+    </w:p>
+    <w:p>
+      <w:pPr>
+        <w:pStyle w:val="ListParagraph"/>
+        <w:numPr>
+          <w:ilvl w:val="0"/>
+          <w:numId w:val="1"/>
+        </w:numPr>
+        <w:spacing w:after="60"/>
+      </w:pPr>
+      <w:r>
+        <w:t xml:space="preserve">Sketch-Größe: 6.361.105 Bytes (60% von 10.485.760 Bytes verfügbarer Partitionsgröße) – stimmt fast exakt mit der zuvor aus der Elecrow-Werksfirmware ausgelesenen Referenzgröße (6.366.112 Bytes) überein.</w:t>
+      </w:r>
+    </w:p>
+    <w:p>
+      <w:pPr>
+        <w:pStyle w:val="ListParagraph"/>
+        <w:numPr>
+          <w:ilvl w:val="0"/>
+          <w:numId w:val="1"/>
+        </w:numPr>
+        <w:spacing w:after="60"/>
+      </w:pPr>
+      <w:r>
+        <w:t xml:space="preserve">Globale Variablen: 47.860 Bytes (14% des dynamischen Speichers).</w:t>
+      </w:r>
+    </w:p>
+    <w:p>
+      <w:pPr>
+        <w:pStyle w:val="ListParagraph"/>
+        <w:numPr>
+          <w:ilvl w:val="0"/>
+          <w:numId w:val="1"/>
+        </w:numPr>
+        <w:spacing w:after="60"/>
+      </w:pPr>
+      <w:r>
+        <w:t xml:space="preserve">Kein Kompilierfehler.</w:t>
+      </w:r>
+    </w:p>
+    <w:p>
+      <w:pPr>
+        <w:spacing w:after="120"/>
+      </w:pPr>
+      <w:r>
+        <w:t xml:space="preserve">Upload-Ergebnis: "Wrote 6361472 bytes (935976 compressed) at 0x00010000 in 41.7 seconds (effective 1221.0 kbit/s)... Hash of data verified." – die Hash-Verifikation bestätigt, dass der tatsächliche Flash-Inhalt exakt dem hochgeladenen Sketch entspricht (kein bloßer Transfererfolg, sondern eine inhaltliche Bestätigung).</w:t>
+      </w:r>
+    </w:p>
+    <w:p>
+      <w:pPr>
+        <w:spacing w:after="120"/>
+      </w:pPr>
+      <w:r>
+        <w:t xml:space="preserve">Verhalten am Display: Nach Upload und manuellem Reset zeigt das Display ein per Encoder navigierbares Menü (Volume, Temp, Light) – funktional identisch zur vorinstallierten Werksdemo. Das ist erwartungsgemäß: Das offizielle RotaryScreen_2_1-Beispiel entspricht inhaltlich der Werks-Firmware, die Elecrow ab Werk auf dem Board vorinstalliert. Die Hash-Verifikation aus dem Upload-Log bestätigt jedoch eindeutig, dass es sich um den frisch kompilierten Sketch handelt, nicht um Restbestände der ursprünglichen Werksfirmware.</w:t>
+      </w:r>
+    </w:p>
+    <w:p>
+      <w:pPr>
+        <w:spacing w:after="120"/>
+      </w:pPr>
+      <w:r>
+        <w:t xml:space="preserve">Bedeutung für das Projekt: Damit ist der komplette Hardware-/Toolchain-Pfad erstmals durchgängig verifiziert – Board, Display, Touch/Encoder, Stromversorgung, USB-Verbindung, ESP32-Core 2.0.17, LVGL-Bibliothek und Partitionsschema arbeiten nachweislich zusammen. Dies ist die Ausgangsbasis für die Integration des eigenen KTM-690-spezifischen Codes (RPM-Anzeige, Uhr-Ansicht, CAN-Anbindung).</w:t>
+      </w:r>
+    </w:p>
+    <w:p>
+      <w:pPr>
+        <w:pStyle w:val="Heading2"/>
+        <w:spacing w:after="120" w:before="240"/>
+      </w:pPr>
+      <w:r>
+        <w:t xml:space="preserve">9. Offene Punkte / nächste Schritte</w:t>
       </w:r>
     </w:p>
     <w:p>
@@ -862,6 +978,19 @@
       </w:pPr>
       <w:r>
         <w:t xml:space="preserve">Datenblatt-Referenz im Projektdokument von TTC248XRS-01 auf P021B002-IPS umstellen bzw. beide Panels als mögliche Kandidaten kennzeichnen, bis dies final bestätigt ist.</w:t>
+      </w:r>
+    </w:p>
+    <w:p>
+      <w:pPr>
+        <w:pStyle w:val="ListParagraph"/>
+        <w:numPr>
+          <w:ilvl w:val="0"/>
+          <w:numId w:val="1"/>
+        </w:numPr>
+        <w:spacing w:after="60"/>
+      </w:pPr>
+      <w:r>
+        <w:t xml:space="preserve">Eigenen KTM-690-Bring-up-Sketch (RPM-Anzeige mit Nadel-Sweep, Uhr-Ansicht, Touch-Umschaltung) auf Basis des jetzt funktionierenden RotaryScreen_2_1-Grundgerüsts aufsetzen.</w:t>
       </w:r>
     </w:p>
     <w:sectPr>
